--- a/최종교재/12장_Vite로_프로젝트_시작.docx
+++ b/최종교재/12장_Vite로_프로젝트_시작.docx
@@ -183,65 +183,8 @@
         <w:ind w:left="259"/>
       </w:pPr>
       <w:r>
-        <w:t xml:space="preserve">• </w:t>
-      </w:r>
-      <w:r>
-        <w:rPr>
-          <w:b w:val="0"/>
-          <w:i w:val="0"/>
-          <w:strike w:val="0"/>
-          <w:color w:val="000000"/>
-        </w:rPr>
-        <w:t>11장</w:t>
-      </w:r>
-      <w:r>
-        <w:rPr>
-          <w:b w:val="0"/>
-          <w:i w:val="0"/>
-          <w:strike w:val="0"/>
-          <w:color w:val="000000"/>
-        </w:rPr>
-        <w:t xml:space="preserve">에서 발급받은 JavaScript 키를 </w:t>
-      </w:r>
-      <w:r>
-        <w:rPr>
-          <w:rFonts w:ascii="Consolas" w:hAnsi="Consolas"/>
-          <w:b w:val="0"/>
-          <w:i w:val="0"/>
-          <w:strike w:val="0"/>
-          <w:color w:val="000000"/>
-          <w:sz w:val="17"/>
-        </w:rPr>
-        <w:t>.env</w:t>
-      </w:r>
-      <w:r>
-        <w:rPr>
-          <w:b w:val="0"/>
-          <w:i w:val="0"/>
-          <w:strike w:val="0"/>
-          <w:color w:val="000000"/>
-        </w:rPr>
-        <w:t xml:space="preserve"> 파일에 숨기고, </w:t>
-      </w:r>
-      <w:r>
-        <w:rPr>
-          <w:rFonts w:ascii="Consolas" w:hAnsi="Consolas"/>
-          <w:b w:val="0"/>
-          <w:i w:val="0"/>
-          <w:strike w:val="0"/>
-          <w:color w:val="000000"/>
-          <w:sz w:val="17"/>
-        </w:rPr>
-        <w:t>.gitignore</w:t>
-      </w:r>
-      <w:r>
-        <w:rPr>
-          <w:b w:val="0"/>
-          <w:i w:val="0"/>
-          <w:strike w:val="0"/>
-          <w:color w:val="000000"/>
-        </w:rPr>
-        <w:t>로 보호합니다</w:t>
+        <w:rPr/>
+        <w:t>• 15장에서 발급받은 JavaScript 키를 .env 파일에 숨기고, .gitignore로 보호합니다</w:t>
       </w:r>
     </w:p>
     <w:p>
@@ -337,7 +280,24 @@
           <w:i w:val="0"/>
           <w:color w:val="000000"/>
         </w:rPr>
-        <w:t>이번 장에서는 프로젝트의 기본 구조를 구축하는 방법을 알아보겠습니다. 기본 폴더와 설정 파일을 정해진 형식에 맞춰 한 번에 생성하는 작업을 스캐폴드[^1]라고 합니다. 이러한 기본 구조를 생성해 주는 도구가 바로 Vite(비트)입니다.</w:t>
+        <w:t>이번 장에서는 프로젝트의 기본 구조를 구축하는 방법을 알아보겠습니다. 기본 폴더와 설정 파일을 정해진 형식에 맞춰 한 번에 생성하는 작업을 스캐폴드</w:t>
+      </w:r>
+      <w:r>
+        <w:rPr>
+          <w:b w:val="0"/>
+          <w:i w:val="0"/>
+          <w:color w:val="000000"/>
+          <w:vertAlign w:val="superscript"/>
+        </w:rPr>
+        <w:t>1</w:t>
+      </w:r>
+      <w:r>
+        <w:rPr>
+          <w:b w:val="0"/>
+          <w:i w:val="0"/>
+          <w:color w:val="000000"/>
+        </w:rPr>
+        <w:t>라고 합니다. 이러한 기본 구조를 생성해 주는 도구가 바로 Vite(비트)입니다.</w:t>
       </w:r>
     </w:p>
     <w:p>
@@ -550,7 +510,24 @@
           <w:i w:val="0"/>
           <w:color w:val="000000"/>
         </w:rPr>
-        <w:t xml:space="preserve">두 번째는 빌드 도구 기능입니다. 개발 작업이 완료되면, 분산되어 있는 코드 파일들을 압축하고 정리하여 인터넷에 배포할 수 있는 형태의 파일 묶음으로 변환하여야 합니다. 이 과정을 빌드[^2]라고 하며, 최종 결과물은 </w:t>
+        <w:t>두 번째는 빌드 도구 기능입니다. 개발 작업이 완료되면, 분산되어 있는 코드 파일들을 압축하고 정리하여 인터넷에 배포할 수 있는 형태의 파일 묶음으로 변환하여야 합니다. 이 과정을 빌드</w:t>
+      </w:r>
+      <w:r>
+        <w:rPr>
+          <w:b w:val="0"/>
+          <w:i w:val="0"/>
+          <w:color w:val="000000"/>
+          <w:vertAlign w:val="superscript"/>
+        </w:rPr>
+        <w:t>2</w:t>
+      </w:r>
+      <w:r>
+        <w:rPr>
+          <w:b w:val="0"/>
+          <w:i w:val="0"/>
+          <w:color w:val="000000"/>
+        </w:rPr>
+        <w:t xml:space="preserve">라고 하며, 최종 결과물은 </w:t>
       </w:r>
       <w:r>
         <w:rPr>
@@ -804,65 +781,8 @@
         <w:ind w:left="259"/>
       </w:pPr>
       <w:r>
-        <w:t xml:space="preserve">• </w:t>
-      </w:r>
-      <w:r>
-        <w:rPr>
-          <w:rFonts w:ascii="Consolas" w:hAnsi="Consolas"/>
-          <w:b w:val="0"/>
-          <w:i w:val="0"/>
-          <w:strike w:val="0"/>
-          <w:color w:val="000000"/>
-          <w:sz w:val="17"/>
-        </w:rPr>
-        <w:t>npm create vite@latest my-map</w:t>
-      </w:r>
-      <w:r>
-        <w:rPr>
-          <w:b w:val="0"/>
-          <w:i w:val="0"/>
-          <w:strike w:val="0"/>
-          <w:color w:val="000000"/>
-        </w:rPr>
-        <w:t xml:space="preserve"> — npm에게 "Vite의 최신 프로젝트 생성기를 받아서 </w:t>
-      </w:r>
-      <w:r>
-        <w:rPr>
-          <w:rFonts w:ascii="Consolas" w:hAnsi="Consolas"/>
-          <w:b w:val="0"/>
-          <w:i w:val="0"/>
-          <w:strike w:val="0"/>
-          <w:color w:val="000000"/>
-          <w:sz w:val="17"/>
-        </w:rPr>
-        <w:t>my-map</w:t>
-      </w:r>
-      <w:r>
-        <w:rPr>
-          <w:b w:val="0"/>
-          <w:i w:val="0"/>
-          <w:strike w:val="0"/>
-          <w:color w:val="000000"/>
-        </w:rPr>
-        <w:t xml:space="preserve">이라는 프로젝트를 만들어라"라고 시키는 명령입니다. </w:t>
-      </w:r>
-      <w:r>
-        <w:rPr>
-          <w:b w:val="0"/>
-          <w:i w:val="0"/>
-          <w:strike w:val="0"/>
-          <w:color w:val="000000"/>
-        </w:rPr>
-        <w:t>6장</w:t>
-      </w:r>
-      <w:r>
-        <w:rPr>
-          <w:b w:val="0"/>
-          <w:i w:val="0"/>
-          <w:strike w:val="0"/>
-          <w:color w:val="000000"/>
-        </w:rPr>
-        <w:t>에서 소개한 npm이 드디어 큰일을 합니다.</w:t>
+        <w:rPr/>
+        <w:t>• npm create vite@latest my-map — npm에게 "Vite의 최신 프로젝트 생성기를 받아서 my-map이라는 프로젝트를 만들어라"라고 시키는 명령입니다. 10장에서 소개한 npm이 드디어 큰일을 합니다.</w:t>
       </w:r>
     </w:p>
     <w:p>
@@ -1561,9 +1481,8 @@
       <w:r>
         <w:rPr>
           <w:rFonts w:ascii="Consolas" w:hAnsi="Consolas"/>
-          <w:b/>
-          <w:i w:val="0"/>
-          <w:strike w:val="0"/>
+          <w:b w:val="0"/>
+          <w:i w:val="0"/>
           <w:color w:val="000000"/>
           <w:sz w:val="17"/>
         </w:rPr>
@@ -1573,17 +1492,15 @@
         <w:rPr>
           <w:b w:val="0"/>
           <w:i w:val="0"/>
-          <w:strike w:val="0"/>
-          <w:color w:val="000000"/>
-        </w:rPr>
-        <w:t xml:space="preserve"> — </w:t>
+          <w:color w:val="000000"/>
+        </w:rPr>
+        <w:t xml:space="preserve">에는 </w:t>
       </w:r>
       <w:r>
         <w:rPr>
           <w:rFonts w:ascii="Consolas" w:hAnsi="Consolas"/>
           <w:b w:val="0"/>
           <w:i w:val="0"/>
-          <w:strike w:val="0"/>
           <w:color w:val="000000"/>
           <w:sz w:val="17"/>
         </w:rPr>
@@ -1593,17 +1510,15 @@
         <w:rPr>
           <w:b w:val="0"/>
           <w:i w:val="0"/>
-          <w:strike w:val="0"/>
-          <w:color w:val="000000"/>
-        </w:rPr>
-        <w:t>이 내려받은 부품 창고입니다. 열어 보면 폴더가 수백 개쯤 있어서 깜짝 놀랄 수 있는데, 놀라기만 하고 닫으세요. 이 폴더는 절대 직접 수정하지 않고, GitHub에도 올리지 않습니다. 장부(</w:t>
+          <w:color w:val="000000"/>
+        </w:rPr>
+        <w:t xml:space="preserve">이 내려받은 패키지가 들어갑니다. 열어 보면 폴더가 수백 개 있을 겁니다. 이 폴더는 직접 수정하지 않고 GitHub에도 올리지 않습니다. </w:t>
       </w:r>
       <w:r>
         <w:rPr>
           <w:rFonts w:ascii="Consolas" w:hAnsi="Consolas"/>
           <w:b w:val="0"/>
           <w:i w:val="0"/>
-          <w:strike w:val="0"/>
           <w:color w:val="000000"/>
           <w:sz w:val="17"/>
         </w:rPr>
@@ -1613,17 +1528,15 @@
         <w:rPr>
           <w:b w:val="0"/>
           <w:i w:val="0"/>
-          <w:strike w:val="0"/>
-          <w:color w:val="000000"/>
-        </w:rPr>
-        <w:t xml:space="preserve">)만 있으면 </w:t>
+          <w:color w:val="000000"/>
+        </w:rPr>
+        <w:t xml:space="preserve">에 목록이 있으니 </w:t>
       </w:r>
       <w:r>
         <w:rPr>
           <w:rFonts w:ascii="Consolas" w:hAnsi="Consolas"/>
           <w:b w:val="0"/>
           <w:i w:val="0"/>
-          <w:strike w:val="0"/>
           <w:color w:val="000000"/>
           <w:sz w:val="17"/>
         </w:rPr>
@@ -1633,10 +1546,9 @@
         <w:rPr>
           <w:b w:val="0"/>
           <w:i w:val="0"/>
-          <w:strike w:val="0"/>
-          <w:color w:val="000000"/>
-        </w:rPr>
-        <w:t xml:space="preserve"> 한 번으로 언제든 통째로 다시 받을 수 있는, 말하자면 "언제든 재구매 가능한 소모품"이기 때문입니다.</w:t>
+          <w:color w:val="000000"/>
+        </w:rPr>
+        <w:t xml:space="preserve"> 한 번이면 언제든 다시 내려받을 수 있습니다.</w:t>
       </w:r>
     </w:p>
     <w:p>
@@ -2308,7 +2220,24 @@
           <w:i w:val="0"/>
           <w:color w:val="000000"/>
         </w:rPr>
-        <w:t xml:space="preserve"> 파일을 열어 임의의 내용을 수정하고 저장해 보시기 바랍니다. 브라우저에서 별도로 새로고침을 수행하지 않아도 화면 내용이 자동으로 변경된 것을 확인할 수 있습니다. 이것은 Vite의 즉시 반영 기능이며, HMR[^3]이라고 부릅니다. 앞으로 프로젝트를 진행하면서 Claude Code가 코드를 수정하면 브라우저 화면이 자동으로 갱신되므로, 별도의 조작 없이 결과만 확인하시면 됩니다.</w:t>
+        <w:t xml:space="preserve"> 파일을 열어 임의의 내용을 수정하고 저장해 보시기 바랍니다. 브라우저에서 별도로 새로고침을 수행하지 않아도 화면 내용이 자동으로 변경된 것을 확인할 수 있습니다. 이것은 Vite의 즉시 반영 기능이며, HMR</w:t>
+      </w:r>
+      <w:r>
+        <w:rPr>
+          <w:b w:val="0"/>
+          <w:i w:val="0"/>
+          <w:color w:val="000000"/>
+          <w:vertAlign w:val="superscript"/>
+        </w:rPr>
+        <w:t>3</w:t>
+      </w:r>
+      <w:r>
+        <w:rPr>
+          <w:b w:val="0"/>
+          <w:i w:val="0"/>
+          <w:color w:val="000000"/>
+        </w:rPr>
+        <w:t>이라고 부릅니다. 앞으로 프로젝트를 진행하면서 Claude Code가 코드를 수정하면 브라우저 화면이 자동으로 갱신되므로, 별도의 조작 없이 결과만 확인하시면 됩니다.</w:t>
       </w:r>
     </w:p>
     <w:p>
@@ -2318,7 +2247,7 @@
           <w:i w:val="0"/>
           <w:color w:val="000000"/>
         </w:rPr>
-        <w:t xml:space="preserve">개발 서버 사용 시 유의할 점이 있습니다. 개발 서버는 해당 서버를 실행한 터미널이 종료되지 않은 상태에서만 동작합니다. 터미널에서 ++ctrl+c++ 키를 누르면 서버가 종료되며, 다시 </w:t>
+        <w:t xml:space="preserve">개발 서버 사용 시 유의할 점이 있습니다. 개발 서버는 해당 서버를 실행한 터미널이 종료되지 않은 상태에서만 동작합니다. 터미널에서 Ctrl+C 키를 누르면 서버가 종료되며, 다시 </w:t>
       </w:r>
       <w:r>
         <w:rPr>
@@ -2407,7 +2336,7 @@
           <w:i w:val="0"/>
           <w:color w:val="000000"/>
         </w:rPr>
-        <w:t>와 같이 다른 포트 번호가 표시되는 경우, 5173 포트가 다른 프로그램에서 이미 사용 중인 상태입니다. 대부분의 경우 이전에 실행한 Vite 서버가 종료되지 않은 것이 원인입니다. 포트 번호가 달라지면 카카오 개발자 페이지에 등록한 주소와 불일치하게 되어 13장에서 지도가 정상적으로 표시되지 않으므로, 이전에 실행된 서버를 찾아 ++ctrl+c++ 키로 종료한 뒤 다시 명령어를 실행해 보시기 바랍니다.</w:t>
+        <w:t>와 같이 다른 포트 번호가 표시되는 경우, 5173 포트가 다른 프로그램에서 이미 사용 중인 상태입니다. 대부분의 경우 이전에 실행한 Vite 서버가 종료되지 않은 것이 원인입니다. 포트 번호가 달라지면 카카오 개발자 페이지에 등록한 주소와 불일치하게 되어 13장에서 지도가 정상적으로 표시되지 않으므로, 이전에 실행된 서버를 찾아 Ctrl+C 키로 종료한 뒤 다시 명령어를 실행해 보시기 바랍니다.</w:t>
       </w:r>
     </w:p>
     <w:p>
@@ -2989,7 +2918,6 @@
         <w:rPr>
           <w:b w:val="0"/>
           <w:i w:val="0"/>
-          <w:strike w:val="0"/>
           <w:color w:val="000000"/>
         </w:rPr>
         <w:t xml:space="preserve">Claude Code는 </w:t>
@@ -2999,7 +2927,6 @@
           <w:rFonts w:ascii="Consolas" w:hAnsi="Consolas"/>
           <w:b w:val="0"/>
           <w:i w:val="0"/>
-          <w:strike w:val="0"/>
           <w:color w:val="000000"/>
           <w:sz w:val="17"/>
         </w:rPr>
@@ -3009,17 +2936,15 @@
         <w:rPr>
           <w:b w:val="0"/>
           <w:i w:val="0"/>
-          <w:strike w:val="0"/>
-          <w:color w:val="000000"/>
-        </w:rPr>
-        <w:t xml:space="preserve"> 점검 결과도 보고해 줍니다. </w:t>
+          <w:color w:val="000000"/>
+        </w:rPr>
+        <w:t xml:space="preserve"> 점검 결과도 함께 알려 줄 겁니다. </w:t>
       </w:r>
       <w:r>
         <w:rPr>
           <w:rFonts w:ascii="Consolas" w:hAnsi="Consolas"/>
           <w:b w:val="0"/>
           <w:i w:val="0"/>
-          <w:strike w:val="0"/>
           <w:color w:val="000000"/>
           <w:sz w:val="17"/>
         </w:rPr>
@@ -3029,10 +2954,9 @@
         <w:rPr>
           <w:b w:val="0"/>
           <w:i w:val="0"/>
-          <w:strike w:val="0"/>
-          <w:color w:val="000000"/>
-        </w:rPr>
-        <w:t>는 "git이 못 본 척할 파일 목록"인데, Vite 템플릿에는 다행히 처음부터 이런 항목들이 들어 있습니다.</w:t>
+          <w:color w:val="000000"/>
+        </w:rPr>
+        <w:t>에는 git이 기록 대상에서 제외할 파일을 적어 둡니다. Vite 템플릿에는 처음부터 이런 항목이 들어 있을 겁니다.</w:t>
       </w:r>
     </w:p>
     <w:p>
@@ -3247,125 +3171,8 @@
         <w:ind w:left="259"/>
       </w:pPr>
       <w:r>
-        <w:t xml:space="preserve">• </w:t>
-      </w:r>
-      <w:r>
-        <w:rPr>
-          <w:b w:val="0"/>
-          <w:i w:val="0"/>
-          <w:strike w:val="0"/>
-          <w:color w:val="000000"/>
-        </w:rPr>
-        <w:t>7장</w:t>
-      </w:r>
-      <w:r>
-        <w:rPr>
-          <w:b w:val="0"/>
-          <w:i w:val="0"/>
-          <w:strike w:val="0"/>
-          <w:color w:val="000000"/>
-        </w:rPr>
-        <w:t xml:space="preserve">에서 배운 습관대로 이 폴더에서 이미 </w:t>
-      </w:r>
-      <w:r>
-        <w:rPr>
-          <w:rFonts w:ascii="Consolas" w:hAnsi="Consolas"/>
-          <w:b w:val="0"/>
-          <w:i w:val="0"/>
-          <w:strike w:val="0"/>
-          <w:color w:val="000000"/>
-          <w:sz w:val="17"/>
-        </w:rPr>
-        <w:t>git init</w:t>
-      </w:r>
-      <w:r>
-        <w:rPr>
-          <w:b w:val="0"/>
-          <w:i w:val="0"/>
-          <w:strike w:val="0"/>
-          <w:color w:val="000000"/>
-        </w:rPr>
-        <w:t xml:space="preserve">을 해 두었다면, 출력의 파일 목록(Untracked files)에 </w:t>
-      </w:r>
-      <w:r>
-        <w:rPr>
-          <w:rFonts w:ascii="Consolas" w:hAnsi="Consolas"/>
-          <w:b w:val="0"/>
-          <w:i w:val="0"/>
-          <w:strike w:val="0"/>
-          <w:color w:val="000000"/>
-          <w:sz w:val="17"/>
-        </w:rPr>
-        <w:t>.env</w:t>
-      </w:r>
-      <w:r>
-        <w:rPr>
-          <w:b w:val="0"/>
-          <w:i w:val="0"/>
-          <w:strike w:val="0"/>
-          <w:color w:val="000000"/>
-        </w:rPr>
-        <w:t xml:space="preserve">가 없어야 정상입니다. </w:t>
-      </w:r>
-      <w:r>
-        <w:rPr>
-          <w:rFonts w:ascii="Consolas" w:hAnsi="Consolas"/>
-          <w:b w:val="0"/>
-          <w:i w:val="0"/>
-          <w:strike w:val="0"/>
-          <w:color w:val="000000"/>
-          <w:sz w:val="17"/>
-        </w:rPr>
-        <w:t>.gitignore</w:t>
-      </w:r>
-      <w:r>
-        <w:rPr>
-          <w:b w:val="0"/>
-          <w:i w:val="0"/>
-          <w:strike w:val="0"/>
-          <w:color w:val="000000"/>
-        </w:rPr>
-        <w:t xml:space="preserve">가 제 일을 하고 있다는 증거입니다. 목록에 </w:t>
-      </w:r>
-      <w:r>
-        <w:rPr>
-          <w:rFonts w:ascii="Consolas" w:hAnsi="Consolas"/>
-          <w:b w:val="0"/>
-          <w:i w:val="0"/>
-          <w:strike w:val="0"/>
-          <w:color w:val="000000"/>
-          <w:sz w:val="17"/>
-        </w:rPr>
-        <w:t>.env</w:t>
-      </w:r>
-      <w:r>
-        <w:rPr>
-          <w:b w:val="0"/>
-          <w:i w:val="0"/>
-          <w:strike w:val="0"/>
-          <w:color w:val="000000"/>
-        </w:rPr>
-        <w:t xml:space="preserve">가 보인다면 </w:t>
-      </w:r>
-      <w:r>
-        <w:rPr>
-          <w:rFonts w:ascii="Consolas" w:hAnsi="Consolas"/>
-          <w:b w:val="0"/>
-          <w:i w:val="0"/>
-          <w:strike w:val="0"/>
-          <w:color w:val="000000"/>
-          <w:sz w:val="17"/>
-        </w:rPr>
-        <w:t>.gitignore</w:t>
-      </w:r>
-      <w:r>
-        <w:rPr>
-          <w:b w:val="0"/>
-          <w:i w:val="0"/>
-          <w:strike w:val="0"/>
-          <w:color w:val="000000"/>
-        </w:rPr>
-        <w:t>의 철자와 위치(프로젝트 루트)를 다시 확인하세요.</w:t>
+        <w:rPr/>
+        <w:t>• 11장에서 배운 습관대로 이 폴더에서 이미 git init을 해 두었다면, 출력의 파일 목록(Untracked files)에 .env가 없어야 정상입니다. .gitignore가 제 일을 하고 있다는 증거입니다. 목록에 .env가 보인다면 .gitignore의 철자와 위치(프로젝트 루트)를 다시 확인하세요.</w:t>
       </w:r>
     </w:p>
     <w:p>
@@ -3613,12 +3420,21 @@
     <w:p>
       <w:r>
         <w:rPr>
-          <w:b w:val="0"/>
-          <w:i w:val="0"/>
-          <w:strike w:val="0"/>
-          <w:color w:val="000000"/>
-        </w:rPr>
-        <w:t>서랍에 키를 넣었으니, 코드가 그 키를 꺼내 쓰는 법도 봐야겠죠. Vite 프로젝트의 자바스크립트 코드에서는 이렇게 씁니다.</w:t>
+          <w:rFonts w:ascii="Consolas" w:hAnsi="Consolas"/>
+          <w:b w:val="0"/>
+          <w:i w:val="0"/>
+          <w:color w:val="000000"/>
+          <w:sz w:val="17"/>
+        </w:rPr>
+        <w:t>.env</w:t>
+      </w:r>
+      <w:r>
+        <w:rPr>
+          <w:b w:val="0"/>
+          <w:i w:val="0"/>
+          <w:color w:val="000000"/>
+        </w:rPr>
+        <w:t>에 키를 넣었으니, 코드에서 그 키를 읽는 방법을 봅시다. Vite 프로젝트의 자바스크립트 코드에서는 이렇게 씁니다.</w:t>
       </w:r>
     </w:p>
     <w:p>
@@ -4023,7 +3839,7 @@
           <w:i w:val="0"/>
           <w:color w:val="000000"/>
         </w:rPr>
-        <w:t xml:space="preserve"> 파일을 읽어오기 때문에, 서버를 실행한 상태에서는 변경된 내용을 인식하지 못하기 때문입니다. 터미널에서 ++ctrl+c++ 키를 눌러 서버를 종료한 뒤 다시 </w:t>
+        <w:t xml:space="preserve"> 파일을 읽어오기 때문에, 서버를 실행한 상태에서는 변경된 내용을 인식하지 못하기 때문입니다. 터미널에서 Ctrl+C 키를 눌러 서버를 종료한 뒤 다시 </w:t>
       </w:r>
       <w:r>
         <w:rPr>
@@ -4041,7 +3857,7 @@
           <w:i w:val="0"/>
           <w:color w:val="000000"/>
         </w:rPr>
-        <w:t xml:space="preserve"> 명령어를 입력하여 서버를 재실행하시기 바랍니다. 그 다음 브라우저에서 ++f12++ 키를 눌러 개발자 도구를 열고 콘솔 탭을 확인하면 테스트 결과가 표시될 것입니다.</w:t>
+        <w:t xml:space="preserve"> 명령어를 입력하여 서버를 재실행하시기 바랍니다. 그 다음 브라우저에서 F12 키를 눌러 개발자 도구를 열고 콘솔 탭을 확인하면 테스트 결과가 표시될 것입니다.</w:t>
       </w:r>
     </w:p>
     <w:p>
@@ -4504,16 +4320,8 @@
         <w:ind w:left="259"/>
       </w:pPr>
       <w:r>
-        <w:t xml:space="preserve">• </w:t>
-      </w:r>
-      <w:r>
-        <w:rPr>
-          <w:b w:val="0"/>
-          <w:i w:val="0"/>
-          <w:strike w:val="0"/>
-          <w:color w:val="000000"/>
-        </w:rPr>
-        <w:t>개발 서버 터미널은 켜 둔 채, 두 번째 터미널(Windows Terminal 새 탭 ++ctrl+shift+t++ 또는 VS Code 터미널 분할)에서 작업합니다.</w:t>
+        <w:rPr/>
+        <w:t>• 개발 서버 터미널은 켜 둔 채, 두 번째 터미널(Windows Terminal 새 탭 Ctrl+Shift+T 또는 VS Code 터미널 분할)에서 작업합니다.</w:t>
       </w:r>
     </w:p>
     <w:p>
@@ -5635,57 +5443,9 @@
         <w:rPr>
           <w:b/>
           <w:i w:val="0"/>
-          <w:strike w:val="0"/>
-          <w:color w:val="000000"/>
-        </w:rPr>
-        <w:t>다음 장 예고</w:t>
-      </w:r>
-      <w:r>
-        <w:rPr>
-          <w:b w:val="0"/>
-          <w:i w:val="0"/>
-          <w:strike w:val="0"/>
-          <w:color w:val="000000"/>
-        </w:rPr>
-        <w:t xml:space="preserve"> — 집도 지었고 열쇠도 서랍에 넣었습니다. </w:t>
-      </w:r>
-      <w:r>
-        <w:rPr>
-          <w:b w:val="0"/>
-          <w:i w:val="0"/>
-          <w:strike w:val="0"/>
-          <w:color w:val="000000"/>
-        </w:rPr>
-        <w:t>13장</w:t>
-      </w:r>
-      <w:r>
-        <w:rPr>
-          <w:b w:val="0"/>
-          <w:i w:val="0"/>
-          <w:strike w:val="0"/>
-          <w:color w:val="000000"/>
-        </w:rPr>
-        <w:t xml:space="preserve">에서는 드디어 카카오지도 SDK를 불러와 화면 가득 첫 지도를 띄웁니다. </w:t>
-      </w:r>
-      <w:r>
-        <w:rPr>
-          <w:rFonts w:ascii="Consolas" w:hAnsi="Consolas"/>
-          <w:b w:val="0"/>
-          <w:i w:val="0"/>
-          <w:strike w:val="0"/>
-          <w:color w:val="000000"/>
-          <w:sz w:val="17"/>
-        </w:rPr>
-        <w:t>autoload=false</w:t>
-      </w:r>
-      <w:r>
-        <w:rPr>
-          <w:b w:val="0"/>
-          <w:i w:val="0"/>
-          <w:strike w:val="0"/>
-          <w:color w:val="000000"/>
-        </w:rPr>
-        <w:t>라는 수수께끼 같은 옵션이 왜 필요한지, 지도가 안 뜨고 회색 화면만 나올 때는 어디부터 의심해야 하는지도 함께 배웁니다.</w:t>
+          <w:color w:val="000000"/>
+        </w:rPr>
+        <w:t>다음 장 예고 — 집도 지었고 열쇠도 서랍에 넣었습니다. 17장에서는 드디어 카카오지도 SDK를 불러와 화면 가득 첫 지도를 띄웁니다. autoload=false라는 수수께끼 같은 옵션이 왜 필요한지, 지도가 안 뜨고 회색 화면만 나올 때는 어디부터 의심해야 하는지도 함께 배웁니다.</w:t>
       </w:r>
     </w:p>
     <w:p>

--- a/최종교재/12장_Vite로_프로젝트_시작.docx
+++ b/최종교재/12장_Vite로_프로젝트_시작.docx
@@ -662,10 +662,9 @@
         <w:rPr>
           <w:b w:val="0"/>
           <w:i w:val="0"/>
-          <w:strike w:val="0"/>
-          <w:color w:val="000000"/>
-        </w:rPr>
-        <w:t>Vite로 새 프로젝트를 만들어줘. 프로젝트 이름은 my-map, 템플릿은 vanilla(순수 자바스크립트)로. 만든 다음 의존성 설치까지 해줘.</w:t>
+          <w:color w:val="000000"/>
+        </w:rPr>
+        <w:t>Vite를 사용하여 새로운 프로젝트를 생성하여 주십시오. 프로젝트의 이름은 my-map으로 지정하고, 템플릿은 순수 JavaScript 프로젝트 템플릿을 선택하여 주십시오. 프로젝트 생성이 완료된 뒤에는 필요한 의존성 패키지의 설치까지 진행하여 주십시오.</w:t>
       </w:r>
     </w:p>
     <w:p>
@@ -1164,79 +1163,7 @@
           <w:i w:val="0"/>
           <w:color w:val="000000"/>
         </w:rPr>
-        <w:t xml:space="preserve">이 확인 절차를 생략하고 작업 경로가 상위 폴더인 상태로 작업을 진행할 경우, 12.6절에서 생성할 </w:t>
-      </w:r>
-      <w:r>
-        <w:rPr>
-          <w:rFonts w:ascii="Consolas" w:hAnsi="Consolas"/>
-          <w:b w:val="0"/>
-          <w:i w:val="0"/>
-          <w:color w:val="000000"/>
-          <w:sz w:val="17"/>
-        </w:rPr>
-        <w:t>.env</w:t>
-      </w:r>
-      <w:r>
-        <w:rPr>
-          <w:b w:val="0"/>
-          <w:i w:val="0"/>
-          <w:color w:val="000000"/>
-        </w:rPr>
-        <w:t xml:space="preserve"> 파일이 </w:t>
-      </w:r>
-      <w:r>
-        <w:rPr>
-          <w:rFonts w:ascii="Consolas" w:hAnsi="Consolas"/>
-          <w:b w:val="0"/>
-          <w:i w:val="0"/>
-          <w:color w:val="000000"/>
-          <w:sz w:val="17"/>
-        </w:rPr>
-        <w:t>my-map</w:t>
-      </w:r>
-      <w:r>
-        <w:rPr>
-          <w:b w:val="0"/>
-          <w:i w:val="0"/>
-          <w:color w:val="000000"/>
-        </w:rPr>
-        <w:t xml:space="preserve"> 외부에 생성되는 문제가 발생할 수 있습니다. 이 경우 파일 내용 자체에는 문제가 없기 때문에 원인을 파악하기 어려우며, 13장에서 키 값을 불러올 때 </w:t>
-      </w:r>
-      <w:r>
-        <w:rPr>
-          <w:rFonts w:ascii="Consolas" w:hAnsi="Consolas"/>
-          <w:b w:val="0"/>
-          <w:i w:val="0"/>
-          <w:color w:val="000000"/>
-          <w:sz w:val="17"/>
-        </w:rPr>
-        <w:t>undefined</w:t>
-      </w:r>
-      <w:r>
-        <w:rPr>
-          <w:b w:val="0"/>
-          <w:i w:val="0"/>
-          <w:color w:val="000000"/>
-        </w:rPr>
-        <w:t xml:space="preserve">와 같은 오류가 발생하고 지도가 정상적으로 표시되지 않게 됩니다. 따라서 본문의 모든 실습은 </w:t>
-      </w:r>
-      <w:r>
-        <w:rPr>
-          <w:rFonts w:ascii="Consolas" w:hAnsi="Consolas"/>
-          <w:b w:val="0"/>
-          <w:i w:val="0"/>
-          <w:color w:val="000000"/>
-          <w:sz w:val="17"/>
-        </w:rPr>
-        <w:t>my-map</w:t>
-      </w:r>
-      <w:r>
-        <w:rPr>
-          <w:b w:val="0"/>
-          <w:i w:val="0"/>
-          <w:color w:val="000000"/>
-        </w:rPr>
-        <w:t xml:space="preserve"> 폴더 내부에서 Claude Code를 실행한 상태로 진행하는 것을 기준으로 합니다.</w:t>
+        <w:t>이 확인 절차를 생략하고 작업 경로가 상위 폴더인 상태로 작업을 진행할 경우, 16.6절에서 생성하게 될 .env 파일이 my-map 폴더가 아닌 외부에 생성되는 문제가 발생할 수 있습니다. 이 경우 파일 자체의 내용에는 문제가 없기 때문에 원인을 파악하기 어려우며, 17장에서 키 값을 불러올 때 undefined와 같은 오류가 발생하고 지도가 정상적으로 표시되지 않게 됩니다. 따라서 본문의 모든 실습은 my-map 폴더 내부에서 작업을 진행하는 것을 기준으로 합니다.</w:t>
       </w:r>
     </w:p>
     <w:p>
@@ -1265,21 +1192,11 @@
     <w:p>
       <w:r>
         <w:rPr>
-          <w:rFonts w:ascii="Consolas" w:hAnsi="Consolas"/>
-          <w:b w:val="0"/>
-          <w:i w:val="0"/>
-          <w:color w:val="000000"/>
-          <w:sz w:val="17"/>
-        </w:rPr>
-        <w:t>my-map</w:t>
-      </w:r>
-      <w:r>
-        <w:rPr>
-          <w:b w:val="0"/>
-          <w:i w:val="0"/>
-          <w:color w:val="000000"/>
-        </w:rPr>
-        <w:t xml:space="preserve"> 폴더를 열어보시면 다음과 같은 형태의 기본 구조가 확인될 것입니다.</w:t>
+          <w:b w:val="0"/>
+          <w:i w:val="0"/>
+          <w:color w:val="000000"/>
+        </w:rPr>
+        <w:t>my-map 폴더를 열어보시면 다음과 같은 형태의 기본적인 프로젝트 구조가 확인될 것입니다.</w:t>
       </w:r>
     </w:p>
     <w:p>
@@ -1398,7 +1315,7 @@
           <w:i w:val="0"/>
           <w:color w:val="000000"/>
         </w:rPr>
-        <w:t>프로젝트의 각 파일과 폴더의 역할을 차례로 살펴보겠습니다. 이 파일들은 프로젝트 완료 시까지 계속해서 사용하게 될 핵심 요소입니다.</w:t>
+        <w:t>프로젝트에 포함된 각 파일과 폴더의 역할에 대하여 차례로 살펴보겠습니다. 이 파일들은 프로젝트를 완료할 때까지 계속해서 사용하게 될 핵심적인 요소들입니다.</w:t>
       </w:r>
     </w:p>
     <w:p>
@@ -2367,10 +2284,9 @@
         <w:rPr>
           <w:b w:val="0"/>
           <w:i w:val="0"/>
-          <w:strike w:val="0"/>
-          <w:color w:val="000000"/>
-        </w:rPr>
-        <w:t>환영 페이지는 반가웠지만, 카운터 버튼은 우리 지도 앱과 아무 상관이 없습니다. 남의 모델하우스 가구를 빼내고 우리 집처럼 꾸며 봅시다. 물론 직접 지우지 않습니다. 시킵니다.</w:t>
+          <w:color w:val="000000"/>
+        </w:rPr>
+        <w:t>프로젝트 기본 환영 페이지는 반가웠지만, 함께 제공되는 카운터 버튼 기능은 우리가 제작할 지도 애플리케이션과는 관련이 없습니다. 다른 용도로 제작된 템플릿의 불필요한 요소를 정리하고, 우리의 프로젝트에 맞는 환경으로 꾸며 보겠습니다. 물론 직접 하나씩 수작업으로 삭제하지 않고, AI에게 작업을 요청하여 진행하겠습니다.</w:t>
       </w:r>
     </w:p>
     <w:p>
@@ -2393,10 +2309,9 @@
         <w:rPr>
           <w:b w:val="0"/>
           <w:i w:val="0"/>
-          <w:strike w:val="0"/>
-          <w:color w:val="000000"/>
-        </w:rPr>
-        <w:t>Vite 기본 템플릿의 데모 코드를 정리해줘. counter.js와 데모용 이미지는 지우고, index.html은 한국어 페이지로 바꿔서 제목을 "나만의 지도"로 해줘. main.js와 style.css는 거의 비운 상태로 남겨줘.</w:t>
+          <w:color w:val="000000"/>
+        </w:rPr>
+        <w:t>Vite 기본 템플릿에 포함된 데모용 코드를 정리하여 주십시오. counter.js 파일과 데모용 이미지 파일은 삭제하고, index.html 파일은 한국어 페이지로 수정하고 제목을 "나만의 지도"로 변경하여 주십시오. main.js 파일과 style.css 파일은 기본 내용만 남기고 거의 비워둔 상태로 만들어 주십시오.</w:t>
       </w:r>
     </w:p>
     <w:p>
@@ -2705,10 +2620,9 @@
         <w:rPr>
           <w:b w:val="0"/>
           <w:i w:val="0"/>
-          <w:strike w:val="0"/>
-          <w:color w:val="000000"/>
-        </w:rPr>
-        <w:t>프로젝트 루트에 .env 파일을 만들고 VITE_KAKAO_JS_KEY라는 이름으로 카카오 JavaScript 키를 넣을 자리를 만들어줘. 실제 키값은 내가 직접 붙여 넣을게. 그리고 .env가 절대 git에 올라가지 않게 .gitignore도 확인해줘.</w:t>
+          <w:color w:val="000000"/>
+        </w:rPr>
+        <w:t>프로젝트의 최상위 폴더에 .env 파일을 생성하고, VITE_KAKAO_JS_KEY라는 이름으로 카카오 JavaScript 키를 입력할 수 있는 자리를 마련하여 주십시오. 실제 키 값은 직접 입력하겠으니 이름만 설정하여 주십시오. 그리고 .env 파일이 Git 저장소에 절대로 포함되지 않도록 .gitignore 파일의 설정도 확인하여 주십시오.</w:t>
       </w:r>
     </w:p>
     <w:p>
@@ -3652,10 +3566,9 @@
         <w:rPr>
           <w:b w:val="0"/>
           <w:i w:val="0"/>
-          <w:strike w:val="0"/>
-          <w:color w:val="000000"/>
-        </w:rPr>
-        <w:t>정말 배달이 되는지 실험해 봅시다. 실습 리듬 그대로, 시키고 → 읽고 → 확인합니다.</w:t>
+          <w:color w:val="000000"/>
+        </w:rPr>
+        <w:t>설정한 내용이 정상적으로 적용되는지 확인해 보겠습니다. 앞서 진행한 실습과 마찬가지로, 작업을 요청하고 → 내용을 확인하고 → 정상 적용되었는지 검증하는 순서대로 진행하겠습니다.</w:t>
       </w:r>
     </w:p>
     <w:p>
